--- a/policies/build/chapters_v2/AAC/document/AAC12/SOP_Discharge_Planning_Coordination.docx
+++ b/policies/build/chapters_v2/AAC/document/AAC12/SOP_Discharge_Planning_Coordination.docx
@@ -398,7 +398,7 @@
         <w:rPr>
           <w:i/>
         </w:rPr>
-        <w:t>Skipping or rushing this step is exactly the kind of gap an assessor — or a real patient safety incident — would eventually surface.</w:t>
+        <w:t>Discharge readiness decided without discussing the plan with the patient or family often leads to confusion or non-compliance once they leave.</w:t>
       </w:r>
     </w:p>
     <w:p>
@@ -460,7 +460,7 @@
         <w:rPr>
           <w:i/>
         </w:rPr>
-        <w:t>Skipping or rushing this step is exactly the kind of gap an assessor — or a real patient safety incident — would eventually surface.</w:t>
+        <w:t>A discharge held up because one department wasn't coordinated with — accounts included — keeps a bed occupied that another patient may need.</w:t>
       </w:r>
     </w:p>
     <w:p>
@@ -498,7 +498,7 @@
         <w:rPr>
           <w:i/>
         </w:rPr>
-        <w:t>Skipping or rushing this step is exactly the kind of gap an assessor — or a real patient safety incident — would eventually surface.</w:t>
+        <w:t>A patient who leaves without a discharge summary, including one leaving against medical advice, has no record of their own care to carry forward.</w:t>
       </w:r>
     </w:p>
     <w:p>
@@ -579,7 +579,7 @@
             <w:color w:val="0563C1"/>
             <w:u w:val="single"/>
           </w:rPr>
-          <w:t>NABH — Hospitals Accreditation Programme (HCO), 6th Edition standards</w:t>
+          <w:t>National Accreditation Board for Hospitals and Healthcare Providers. (2025). NABH accreditation standards for hospitals (6th ed.). ISBN 978-81-965264-9-8.</w:t>
         </w:r>
       </w:hyperlink>
     </w:p>
